--- a/app/public/plantillas/F7-Perfil-Socio-Familiar.docx
+++ b/app/public/plantillas/F7-Perfil-Socio-Familiar.docx
@@ -174,7 +174,39 @@
           <w:sz w:val="20"/>
           <w:szCs w:val="20"/>
         </w:rPr>
-        <w:t>Regional: {regional} Centro Zonal: {centroZonal} No. De petición: {numPeticion}</w:t>
+        <w:t xml:space="preserve">Regional: {regional}</w:t>
+      </w:r>
+      <w:r>
+        <w:rPr>
+          <w:rFonts w:ascii="Arial" w:hAnsi="Arial" w:cs="Arial"/>
+          <w:sz w:val="20"/>
+          <w:szCs w:val="20"/>
+        </w:rPr>
+        <w:br/>
+      </w:r>
+      <w:r>
+        <w:rPr>
+          <w:rFonts w:ascii="Arial" w:hAnsi="Arial" w:cs="Arial"/>
+          <w:sz w:val="20"/>
+          <w:szCs w:val="20"/>
+        </w:rPr>
+        <w:t xml:space="preserve">Centro Zonal: {centroZonal}</w:t>
+      </w:r>
+      <w:r>
+        <w:rPr>
+          <w:rFonts w:ascii="Arial" w:hAnsi="Arial" w:cs="Arial"/>
+          <w:sz w:val="20"/>
+          <w:szCs w:val="20"/>
+        </w:rPr>
+        <w:br/>
+      </w:r>
+      <w:r>
+        <w:rPr>
+          <w:rFonts w:ascii="Arial" w:hAnsi="Arial" w:cs="Arial"/>
+          <w:sz w:val="20"/>
+          <w:szCs w:val="20"/>
+        </w:rPr>
+        <w:t xml:space="preserve">No. De petición: {numPeticion}</w:t>
       </w:r>
       <w:r>
         <w:rPr>
@@ -836,7 +868,55 @@
           <w:sz w:val="20"/>
           <w:szCs w:val="20"/>
         </w:rPr>
-        <w:t>Dirección: {direccion} Barrio: {barrio} Municipio {municipio} Tel. {telefono}</w:t>
+        <w:t xml:space="preserve">Dirección: {direccion}</w:t>
+      </w:r>
+      <w:r>
+        <w:rPr>
+          <w:rFonts w:ascii="Arial" w:hAnsi="Arial" w:cs="Arial"/>
+          <w:sz w:val="20"/>
+          <w:szCs w:val="20"/>
+        </w:rPr>
+        <w:br/>
+      </w:r>
+      <w:r>
+        <w:rPr>
+          <w:rFonts w:ascii="Arial" w:hAnsi="Arial" w:cs="Arial"/>
+          <w:sz w:val="20"/>
+          <w:szCs w:val="20"/>
+        </w:rPr>
+        <w:t xml:space="preserve">Barrio: {barrio}</w:t>
+      </w:r>
+      <w:r>
+        <w:rPr>
+          <w:rFonts w:ascii="Arial" w:hAnsi="Arial" w:cs="Arial"/>
+          <w:sz w:val="20"/>
+          <w:szCs w:val="20"/>
+        </w:rPr>
+        <w:br/>
+      </w:r>
+      <w:r>
+        <w:rPr>
+          <w:rFonts w:ascii="Arial" w:hAnsi="Arial" w:cs="Arial"/>
+          <w:sz w:val="20"/>
+          <w:szCs w:val="20"/>
+        </w:rPr>
+        <w:t xml:space="preserve">Municipio {municipio}</w:t>
+      </w:r>
+      <w:r>
+        <w:rPr>
+          <w:rFonts w:ascii="Arial" w:hAnsi="Arial" w:cs="Arial"/>
+          <w:sz w:val="20"/>
+          <w:szCs w:val="20"/>
+        </w:rPr>
+        <w:br/>
+      </w:r>
+      <w:r>
+        <w:rPr>
+          <w:rFonts w:ascii="Arial" w:hAnsi="Arial" w:cs="Arial"/>
+          <w:sz w:val="20"/>
+          <w:szCs w:val="20"/>
+        </w:rPr>
+        <w:t xml:space="preserve">Tel. {telefono}</w:t>
       </w:r>
       <w:r>
         <w:rPr>

--- a/app/public/plantillas/F7-Perfil-Socio-Familiar.docx
+++ b/app/public/plantillas/F7-Perfil-Socio-Familiar.docx
@@ -6682,6 +6682,9 @@
             </w:pPr>
             <w:r>
               <w:t>{ev16X}</w:t>
+            </w:r>
+            <w:r>
+              <w:t xml:space="preserve"> {ev16Detalle}</w:t>
             </w:r>
           </w:p>
         </w:tc>
